--- a/docs/WhatsNew_NL.docx
+++ b/docs/WhatsNew_NL.docx
@@ -3,10 +3,96 @@
 <w:document xmlns:wpc="http://schemas.microsoft.com/office/word/2010/wordprocessingCanvas" xmlns:cx="http://schemas.microsoft.com/office/drawing/2014/chartex" xmlns:cx1="http://schemas.microsoft.com/office/drawing/2015/9/8/chartex" xmlns:cx2="http://schemas.microsoft.com/office/drawing/2015/10/21/chartex" xmlns:cx3="http://schemas.microsoft.com/office/drawing/2016/5/9/chartex" xmlns:cx4="http://schemas.microsoft.com/office/drawing/2016/5/10/chartex" xmlns:cx5="http://schemas.microsoft.com/office/drawing/2016/5/11/chartex" xmlns:cx6="http://schemas.microsoft.com/office/drawing/2016/5/12/chartex" xmlns:cx7="http://schemas.microsoft.com/office/drawing/2016/5/13/chartex" xmlns:cx8="http://schemas.microsoft.com/office/drawing/2016/5/14/chartex" xmlns:mc="http://schemas.openxmlformats.org/markup-compatibility/2006" xmlns:aink="http://schemas.microsoft.com/office/drawing/2016/ink" xmlns:am3d="http://schemas.microsoft.com/office/drawing/2017/model3d" xmlns:o="urn:schemas-microsoft-com:office:office" xmlns:oel="http://schemas.microsoft.com/office/2019/extlst" xmlns:r="http://schemas.openxmlformats.org/officeDocument/2006/relationships" xmlns:m="http://schemas.openxmlformats.org/officeDocument/2006/math" xmlns:v="urn:schemas-microsoft-com:vml" xmlns:wp14="http://schemas.microsoft.com/office/word/2010/wordprocessingDrawing" xmlns:wp="http://schemas.openxmlformats.org/drawingml/2006/wordprocessingDrawing" xmlns:w10="urn:schemas-microsoft-com:office:word" xmlns:w="http://schemas.openxmlformats.org/wordprocessingml/2006/main" xmlns:w14="http://schemas.microsoft.com/office/word/2010/wordml" xmlns:w15="http://schemas.microsoft.com/office/word/2012/wordml" xmlns:w16cex="http://schemas.microsoft.com/office/word/2018/wordml/cex" xmlns:w16cid="http://schemas.microsoft.com/office/word/2016/wordml/cid" xmlns:w16="http://schemas.microsoft.com/office/word/2018/wordml" xmlns:w16du="http://schemas.microsoft.com/office/word/2023/wordml/word16du" xmlns:w16sdtdh="http://schemas.microsoft.com/office/word/2020/wordml/sdtdatahash" xmlns:w16sdtfl="http://schemas.microsoft.com/office/word/2024/wordml/sdtformatlock" xmlns:w16se="http://schemas.microsoft.com/office/word/2015/wordml/symex" xmlns:wpg="http://schemas.microsoft.com/office/word/2010/wordprocessingGroup" xmlns:wpi="http://schemas.microsoft.com/office/word/2010/wordprocessingInk" xmlns:wne="http://schemas.microsoft.com/office/word/2006/wordml" xmlns:wps="http://schemas.microsoft.com/office/word/2010/wordprocessingShape" mc:Ignorable="w14 w15 w16se w16cid w16 w16cex w16sdtdh w16sdtfl w16du wp14">
   <w:body>
     <w:p>
-      <w:r>
-        <w:pict w14:anchorId="1E6DC417">
-          <v:rect id="_x0000_i1025" style="width:0;height:3pt" o:hralign="center" o:hrstd="t" o:hrnoshade="t" o:hr="t" fillcolor="#f0f6fc" stroked="f"/>
-        </w:pict>
+      <w:pPr>
+        <w:tabs>
+          <w:tab w:val="left" w:pos="5370"/>
+        </w:tabs>
+        <w:rPr>
+          <w:b/>
+          <w:bCs/>
+          <w:color w:val="0070C0"/>
+          <w:sz w:val="40"/>
+          <w:szCs w:val="40"/>
+          <w:lang w:val="nl-NL"/>
+        </w:rPr>
+      </w:pPr>
+      <w:r>
+        <w:rPr>
+          <w:noProof/>
+        </w:rPr>
+        <w:drawing>
+          <wp:anchor distT="0" distB="0" distL="114300" distR="114300" simplePos="0" relativeHeight="251658240" behindDoc="1" locked="0" layoutInCell="1" allowOverlap="1" wp14:anchorId="19489971" wp14:editId="113351E8">
+            <wp:simplePos x="0" y="0"/>
+            <wp:positionH relativeFrom="column">
+              <wp:posOffset>-128905</wp:posOffset>
+            </wp:positionH>
+            <wp:positionV relativeFrom="paragraph">
+              <wp:posOffset>-403860</wp:posOffset>
+            </wp:positionV>
+            <wp:extent cx="5953760" cy="952500"/>
+            <wp:effectExtent l="0" t="0" r="0" b="0"/>
+            <wp:wrapNone/>
+            <wp:docPr id="2" name="Picture 1" descr="A close up of a coinAI-generated content may be incorrect."/>
+            <wp:cNvGraphicFramePr>
+              <a:graphicFrameLocks xmlns:a="http://schemas.openxmlformats.org/drawingml/2006/main" noChangeAspect="1"/>
+            </wp:cNvGraphicFramePr>
+            <a:graphic xmlns:a="http://schemas.openxmlformats.org/drawingml/2006/main">
+              <a:graphicData uri="http://schemas.openxmlformats.org/drawingml/2006/picture">
+                <pic:pic xmlns:pic="http://schemas.openxmlformats.org/drawingml/2006/picture">
+                  <pic:nvPicPr>
+                    <pic:cNvPr id="0" name="Picture 1" descr="A close up of a coinAI-generated content may be incorrect."/>
+                    <pic:cNvPicPr>
+                      <a:picLocks noChangeAspect="1" noChangeArrowheads="1"/>
+                    </pic:cNvPicPr>
+                  </pic:nvPicPr>
+                  <pic:blipFill>
+                    <a:blip r:embed="rId7">
+                      <a:extLst>
+                        <a:ext uri="{28A0092B-C50C-407E-A947-70E740481C1C}">
+                          <a14:useLocalDpi xmlns:a14="http://schemas.microsoft.com/office/drawing/2010/main" val="0"/>
+                        </a:ext>
+                      </a:extLst>
+                    </a:blip>
+                    <a:srcRect/>
+                    <a:stretch>
+                      <a:fillRect/>
+                    </a:stretch>
+                  </pic:blipFill>
+                  <pic:spPr bwMode="auto">
+                    <a:xfrm>
+                      <a:off x="0" y="0"/>
+                      <a:ext cx="5953760" cy="952500"/>
+                    </a:xfrm>
+                    <a:prstGeom prst="rect">
+                      <a:avLst/>
+                    </a:prstGeom>
+                    <a:noFill/>
+                    <a:ln>
+                      <a:noFill/>
+                    </a:ln>
+                  </pic:spPr>
+                </pic:pic>
+              </a:graphicData>
+            </a:graphic>
+            <wp14:sizeRelH relativeFrom="margin">
+              <wp14:pctWidth>0</wp14:pctWidth>
+            </wp14:sizeRelH>
+            <wp14:sizeRelV relativeFrom="margin">
+              <wp14:pctHeight>0</wp14:pctHeight>
+            </wp14:sizeRelV>
+          </wp:anchor>
+        </w:drawing>
+      </w:r>
+      <w:r>
+        <w:rPr>
+          <w:b/>
+          <w:bCs/>
+          <w:color w:val="0070C0"/>
+          <w:sz w:val="40"/>
+          <w:szCs w:val="40"/>
+          <w:lang w:val="nl-NL"/>
+        </w:rPr>
+        <w:tab/>
       </w:r>
     </w:p>
     <w:p>
@@ -47,7 +133,7 @@
           <w:bCs/>
           <w:lang w:val="nl-NL"/>
         </w:rPr>
-        <w:t>4.0</w:t>
+        <w:t>4.</w:t>
       </w:r>
       <w:r>
         <w:rPr>
@@ -55,6 +141,14 @@
           <w:bCs/>
           <w:lang w:val="nl-NL"/>
         </w:rPr>
+        <w:t>1</w:t>
+      </w:r>
+      <w:r>
+        <w:rPr>
+          <w:b/>
+          <w:bCs/>
+          <w:lang w:val="nl-NL"/>
+        </w:rPr>
         <w:t>.0</w:t>
       </w:r>
     </w:p>
@@ -86,7 +180,23 @@
           <w:iCs/>
           <w:lang w:val="nl-NL"/>
         </w:rPr>
-        <w:t>19-10-2025</w:t>
+        <w:t>23</w:t>
+      </w:r>
+      <w:r>
+        <w:rPr>
+          <w:i/>
+          <w:iCs/>
+          <w:lang w:val="nl-NL"/>
+        </w:rPr>
+        <w:t>-10-202</w:t>
+      </w:r>
+      <w:r>
+        <w:rPr>
+          <w:i/>
+          <w:iCs/>
+          <w:lang w:val="nl-NL"/>
+        </w:rPr>
+        <w:t>6</w:t>
       </w:r>
     </w:p>
     <w:p>
@@ -96,16 +206,16 @@
         <w:adjustRightInd w:val="0"/>
         <w:spacing w:after="0" w:line="240" w:lineRule="auto"/>
         <w:rPr>
-          <w:rFonts w:ascii="Segoe UI" w:eastAsia="Times New Roman" w:hAnsi="Segoe UI" w:cs="Segoe UI"/>
-          <w:kern w:val="0"/>
-          <w:sz w:val="22"/>
-          <w:szCs w:val="22"/>
-          <w:lang w:val="nl-NL"/>
-        </w:rPr>
-      </w:pPr>
-      <w:r>
-        <w:rPr>
-          <w:rFonts w:ascii="Segoe UI" w:eastAsia="Times New Roman" w:hAnsi="Segoe UI" w:cs="Segoe UI"/>
+          <w:rFonts w:ascii="Segoe UI" w:hAnsi="Segoe UI" w:cs="Segoe UI"/>
+          <w:kern w:val="0"/>
+          <w:sz w:val="22"/>
+          <w:szCs w:val="22"/>
+          <w:lang w:val="nl-NL"/>
+        </w:rPr>
+      </w:pPr>
+      <w:r>
+        <w:rPr>
+          <w:rFonts w:ascii="Segoe UI" w:hAnsi="Segoe UI" w:cs="Segoe UI"/>
           <w:b/>
           <w:bCs/>
           <w:kern w:val="0"/>
@@ -117,7 +227,7 @@
       </w:r>
       <w:r>
         <w:rPr>
-          <w:rFonts w:ascii="Segoe UI" w:eastAsia="Times New Roman" w:hAnsi="Segoe UI" w:cs="Segoe UI"/>
+          <w:rFonts w:ascii="Segoe UI" w:hAnsi="Segoe UI" w:cs="Segoe UI"/>
           <w:b/>
           <w:bCs/>
           <w:kern w:val="0"/>
@@ -129,7 +239,7 @@
       </w:r>
       <w:r>
         <w:rPr>
-          <w:rFonts w:ascii="Segoe UI" w:eastAsia="Times New Roman" w:hAnsi="Segoe UI" w:cs="Segoe UI"/>
+          <w:rFonts w:ascii="Segoe UI" w:hAnsi="Segoe UI" w:cs="Segoe UI"/>
           <w:b/>
           <w:bCs/>
           <w:kern w:val="0"/>
@@ -141,7 +251,7 @@
       </w:r>
       <w:r>
         <w:rPr>
-          <w:rFonts w:ascii="Segoe UI" w:eastAsia="Times New Roman" w:hAnsi="Segoe UI" w:cs="Segoe UI"/>
+          <w:rFonts w:ascii="Segoe UI" w:hAnsi="Segoe UI" w:cs="Segoe UI"/>
           <w:b/>
           <w:bCs/>
           <w:kern w:val="0"/>
@@ -159,16 +269,16 @@
         <w:adjustRightInd w:val="0"/>
         <w:spacing w:after="0" w:line="240" w:lineRule="auto"/>
         <w:rPr>
-          <w:rFonts w:ascii="Segoe UI" w:eastAsia="Times New Roman" w:hAnsi="Segoe UI" w:cs="Times New Roman"/>
-          <w:kern w:val="0"/>
-          <w:sz w:val="22"/>
-          <w:szCs w:val="22"/>
-          <w:lang w:val="nl-NL"/>
-        </w:rPr>
-      </w:pPr>
-      <w:r>
-        <w:rPr>
-          <w:rFonts w:ascii="Segoe UI" w:eastAsia="Times New Roman" w:hAnsi="Segoe UI" w:cs="Times New Roman"/>
+          <w:rFonts w:ascii="Segoe UI" w:hAnsi="Segoe UI"/>
+          <w:kern w:val="0"/>
+          <w:sz w:val="22"/>
+          <w:szCs w:val="22"/>
+          <w:lang w:val="nl-NL"/>
+        </w:rPr>
+      </w:pPr>
+      <w:r>
+        <w:rPr>
+          <w:rFonts w:ascii="Segoe UI" w:hAnsi="Segoe UI"/>
           <w:b/>
           <w:kern w:val="0"/>
           <w:sz w:val="22"/>
@@ -179,7 +289,7 @@
       </w:r>
       <w:r>
         <w:rPr>
-          <w:rFonts w:ascii="Segoe UI" w:eastAsia="Times New Roman" w:hAnsi="Segoe UI" w:cs="Times New Roman"/>
+          <w:rFonts w:ascii="Segoe UI" w:hAnsi="Segoe UI"/>
           <w:b/>
           <w:bCs/>
           <w:kern w:val="0"/>
@@ -187,11 +297,11 @@
           <w:szCs w:val="22"/>
           <w:lang w:val="nl-NL"/>
         </w:rPr>
-        <w:t>Gebruikersauthenticatie &amp; Dwangmodus</w:t>
-      </w:r>
-      <w:r>
-        <w:rPr>
-          <w:rFonts w:ascii="Segoe UI" w:eastAsia="Times New Roman" w:hAnsi="Segoe UI" w:cs="Times New Roman"/>
+        <w:t>Netto W/V % kolom toegevoegd aan het Portefeuille overzicht</w:t>
+      </w:r>
+      <w:r>
+        <w:rPr>
+          <w:rFonts w:ascii="Segoe UI" w:hAnsi="Segoe UI"/>
           <w:kern w:val="0"/>
           <w:sz w:val="22"/>
           <w:szCs w:val="22"/>
@@ -201,78 +311,77 @@
       </w:r>
       <w:r>
         <w:rPr>
-          <w:rFonts w:ascii="Segoe UI" w:eastAsia="Times New Roman" w:hAnsi="Segoe UI" w:cs="Times New Roman"/>
-          <w:kern w:val="0"/>
-          <w:sz w:val="22"/>
-          <w:szCs w:val="22"/>
-          <w:lang w:val="nl-NL"/>
-        </w:rPr>
-        <w:t>Er is een nieuw authenticatiesysteem toegevoegd. Bij het starten van de applicatie wordt u nu gevraagd een wachtwoord in t</w:t>
-      </w:r>
-      <w:r>
-        <w:rPr>
-          <w:rFonts w:ascii="Segoe UI" w:eastAsia="Times New Roman" w:hAnsi="Segoe UI" w:cs="Times New Roman"/>
-          <w:kern w:val="0"/>
-          <w:sz w:val="22"/>
-          <w:szCs w:val="22"/>
-          <w:lang w:val="nl-NL"/>
-        </w:rPr>
-        <w:t>e geven</w:t>
-      </w:r>
-      <w:r>
-        <w:rPr>
-          <w:rFonts w:ascii="Segoe UI" w:eastAsia="Times New Roman" w:hAnsi="Segoe UI" w:cs="Times New Roman"/>
-          <w:kern w:val="0"/>
-          <w:sz w:val="22"/>
-          <w:szCs w:val="22"/>
-          <w:lang w:val="nl-NL"/>
-        </w:rPr>
-        <w:t xml:space="preserve"> </w:t>
-      </w:r>
-      <w:r>
-        <w:rPr>
-          <w:rFonts w:ascii="Segoe UI" w:eastAsia="Times New Roman" w:hAnsi="Segoe UI" w:cs="Times New Roman"/>
-          <w:kern w:val="0"/>
-          <w:sz w:val="22"/>
-          <w:szCs w:val="22"/>
-          <w:lang w:val="nl-NL"/>
-        </w:rPr>
-        <w:t>voordat de portfolio wordt geopend.</w:t>
-      </w:r>
-      <w:r>
-        <w:rPr>
-          <w:rFonts w:ascii="Segoe UI" w:eastAsia="Times New Roman" w:hAnsi="Segoe UI" w:cs="Times New Roman"/>
-          <w:kern w:val="0"/>
-          <w:sz w:val="22"/>
-          <w:szCs w:val="22"/>
-          <w:lang w:val="nl-NL"/>
-        </w:rPr>
-        <w:br/>
-        <w:t xml:space="preserve">Daarnaast is er een </w:t>
-      </w:r>
-      <w:r>
-        <w:rPr>
-          <w:rFonts w:ascii="Segoe UI" w:eastAsia="Times New Roman" w:hAnsi="Segoe UI" w:cs="Times New Roman"/>
-          <w:kern w:val="0"/>
-          <w:sz w:val="22"/>
-          <w:szCs w:val="22"/>
-          <w:lang w:val="nl-NL"/>
-        </w:rPr>
-        <w:t>D</w:t>
-      </w:r>
-      <w:r>
-        <w:rPr>
-          <w:rFonts w:ascii="Segoe UI" w:eastAsia="Times New Roman" w:hAnsi="Segoe UI" w:cs="Times New Roman"/>
-          <w:kern w:val="0"/>
-          <w:sz w:val="22"/>
-          <w:szCs w:val="22"/>
-          <w:lang w:val="nl-NL"/>
-        </w:rPr>
-        <w:t>wangmodus beschikbaar: u kunt een secundair “dwangwachtwoord” instellen. Inloggen met dit wachtwoord verbergt gevoelige informatie en beperkt de toegang tot bepaalde functies, voor extra veiligheid in risicovolle situaties.</w:t>
-      </w:r>
-      <w:r>
-        <w:rPr>
-          <w:rFonts w:ascii="Segoe UI" w:eastAsia="Times New Roman" w:hAnsi="Segoe UI" w:cs="Times New Roman"/>
+          <w:rFonts w:ascii="Segoe UI" w:hAnsi="Segoe UI"/>
+          <w:kern w:val="0"/>
+          <w:sz w:val="22"/>
+          <w:szCs w:val="22"/>
+          <w:lang w:val="nl-NL"/>
+        </w:rPr>
+        <w:t xml:space="preserve">De waarde voor het netto </w:t>
+      </w:r>
+      <w:r>
+        <w:rPr>
+          <w:rFonts w:ascii="Segoe UI" w:hAnsi="Segoe UI"/>
+          <w:kern w:val="0"/>
+          <w:sz w:val="22"/>
+          <w:szCs w:val="22"/>
+          <w:lang w:val="nl-NL"/>
+        </w:rPr>
+        <w:t>W/V</w:t>
+      </w:r>
+      <w:r>
+        <w:rPr>
+          <w:rFonts w:ascii="Segoe UI" w:hAnsi="Segoe UI"/>
+          <w:kern w:val="0"/>
+          <w:sz w:val="22"/>
+          <w:szCs w:val="22"/>
+          <w:lang w:val="nl-NL"/>
+        </w:rPr>
+        <w:t xml:space="preserve"> (%) wordt berekend op basis van de netto-investering en de marktwaarde. Het reguliere </w:t>
+      </w:r>
+      <w:r>
+        <w:rPr>
+          <w:rFonts w:ascii="Segoe UI" w:hAnsi="Segoe UI"/>
+          <w:kern w:val="0"/>
+          <w:sz w:val="22"/>
+          <w:szCs w:val="22"/>
+          <w:lang w:val="nl-NL"/>
+        </w:rPr>
+        <w:t>W/V</w:t>
+      </w:r>
+      <w:r>
+        <w:rPr>
+          <w:rFonts w:ascii="Segoe UI" w:hAnsi="Segoe UI"/>
+          <w:kern w:val="0"/>
+          <w:sz w:val="22"/>
+          <w:szCs w:val="22"/>
+          <w:lang w:val="nl-NL"/>
+        </w:rPr>
+        <w:t xml:space="preserve"> (%) is gebaseerd op de </w:t>
+      </w:r>
+      <w:r>
+        <w:rPr>
+          <w:rFonts w:ascii="Segoe UI" w:hAnsi="Segoe UI"/>
+          <w:kern w:val="0"/>
+          <w:sz w:val="22"/>
+          <w:szCs w:val="22"/>
+          <w:lang w:val="nl-NL"/>
+        </w:rPr>
+        <w:t>aankoopwaarde</w:t>
+      </w:r>
+      <w:r>
+        <w:rPr>
+          <w:rFonts w:ascii="Segoe UI" w:hAnsi="Segoe UI"/>
+          <w:kern w:val="0"/>
+          <w:sz w:val="22"/>
+          <w:szCs w:val="22"/>
+          <w:lang w:val="nl-NL"/>
+        </w:rPr>
+        <w:t xml:space="preserve"> en de marktwaarde. Wanneer de netto-investering nul of negatief is, wordt een groen oneindigheidsteken (∞) weergegeven.</w:t>
+      </w:r>
+      <w:r>
+        <w:rPr>
+          <w:rFonts w:ascii="Segoe UI" w:hAnsi="Segoe UI"/>
           <w:kern w:val="0"/>
           <w:sz w:val="22"/>
           <w:szCs w:val="22"/>
@@ -288,48 +397,78 @@
         <w:adjustRightInd w:val="0"/>
         <w:spacing w:after="0" w:line="240" w:lineRule="auto"/>
         <w:rPr>
-          <w:rFonts w:ascii="Segoe UI" w:eastAsia="Times New Roman" w:hAnsi="Segoe UI" w:cs="Times New Roman"/>
-          <w:kern w:val="0"/>
-          <w:sz w:val="22"/>
-          <w:szCs w:val="22"/>
-          <w:lang w:val="nl-NL"/>
-        </w:rPr>
-      </w:pPr>
-      <w:r>
-        <w:rPr>
-          <w:rFonts w:ascii="Segoe UI" w:eastAsia="Times New Roman" w:hAnsi="Segoe UI" w:cs="Times New Roman"/>
-          <w:i/>
-          <w:iCs/>
-          <w:kern w:val="0"/>
-          <w:sz w:val="22"/>
-          <w:szCs w:val="22"/>
-          <w:lang w:val="nl-NL"/>
-        </w:rPr>
-        <w:t>Let op</w:t>
-      </w:r>
-      <w:r>
-        <w:rPr>
-          <w:rFonts w:ascii="Segoe UI" w:eastAsia="Times New Roman" w:hAnsi="Segoe UI" w:cs="Times New Roman"/>
-          <w:kern w:val="0"/>
-          <w:sz w:val="22"/>
-          <w:szCs w:val="22"/>
-          <w:lang w:val="nl-NL"/>
-        </w:rPr>
-        <w:t>: u dient bij de instellingen eerst een wachtwoord in te stellen om de authenticatie-optie te kunnen gebruiken.</w:t>
-      </w:r>
-      <w:r>
-        <w:rPr>
-          <w:rFonts w:ascii="Segoe UI" w:eastAsia="Times New Roman" w:hAnsi="Segoe UI" w:cs="Times New Roman"/>
-          <w:kern w:val="0"/>
-          <w:sz w:val="22"/>
-          <w:szCs w:val="22"/>
-          <w:lang w:val="nl-NL"/>
-        </w:rPr>
-        <w:t xml:space="preserve"> In Dwangmodus wordt in eerste instantie een lege portefeuille geopend. Deze kun je eventueel wat vullen met kleine posities, maar dat is naar eigen keuze.</w:t>
-      </w:r>
-      <w:r>
-        <w:rPr>
-          <w:rFonts w:ascii="Segoe UI" w:eastAsia="Times New Roman" w:hAnsi="Segoe UI" w:cs="Times New Roman"/>
+          <w:rFonts w:ascii="Segoe UI" w:hAnsi="Segoe UI"/>
+          <w:kern w:val="0"/>
+          <w:sz w:val="22"/>
+          <w:szCs w:val="22"/>
+          <w:lang w:val="nl-NL"/>
+        </w:rPr>
+      </w:pPr>
+      <w:r>
+        <w:rPr>
+          <w:rFonts w:ascii="Segoe UI" w:hAnsi="Segoe UI"/>
+          <w:b/>
+          <w:kern w:val="0"/>
+          <w:sz w:val="22"/>
+          <w:szCs w:val="22"/>
+          <w:lang w:val="nl-NL"/>
+        </w:rPr>
+        <w:t xml:space="preserve">• </w:t>
+      </w:r>
+      <w:r>
+        <w:rPr>
+          <w:rFonts w:ascii="Segoe UI" w:hAnsi="Segoe UI"/>
+          <w:b/>
+          <w:kern w:val="0"/>
+          <w:sz w:val="22"/>
+          <w:szCs w:val="22"/>
+          <w:lang w:val="nl-NL"/>
+        </w:rPr>
+        <w:t>Break-Even bubbels op het Dashboard</w:t>
+      </w:r>
+      <w:r>
+        <w:rPr>
+          <w:rFonts w:ascii="Segoe UI" w:hAnsi="Segoe UI"/>
+          <w:kern w:val="0"/>
+          <w:sz w:val="22"/>
+          <w:szCs w:val="22"/>
+          <w:lang w:val="nl-NL"/>
+        </w:rPr>
+        <w:br/>
+      </w:r>
+      <w:r>
+        <w:rPr>
+          <w:rFonts w:ascii="Segoe UI" w:hAnsi="Segoe UI"/>
+          <w:kern w:val="0"/>
+          <w:sz w:val="22"/>
+          <w:szCs w:val="22"/>
+          <w:lang w:val="nl-NL"/>
+        </w:rPr>
+        <w:t xml:space="preserve">Naast ‘target’, ‘RSI’ en ‘MA’ is er een ‘Break-Even’-optie toegevoegd aan de bubbelgrafiek. Hiermee wordt de afstand van een </w:t>
+      </w:r>
+      <w:r>
+        <w:rPr>
+          <w:rFonts w:ascii="Segoe UI" w:hAnsi="Segoe UI"/>
+          <w:kern w:val="0"/>
+          <w:sz w:val="22"/>
+          <w:szCs w:val="22"/>
+          <w:lang w:val="nl-NL"/>
+        </w:rPr>
+        <w:t>munt</w:t>
+      </w:r>
+      <w:r>
+        <w:rPr>
+          <w:rFonts w:ascii="Segoe UI" w:hAnsi="Segoe UI"/>
+          <w:kern w:val="0"/>
+          <w:sz w:val="22"/>
+          <w:szCs w:val="22"/>
+          <w:lang w:val="nl-NL"/>
+        </w:rPr>
+        <w:t xml:space="preserve"> ten opzichte van het break-evenniveau weergegeven. Dit niveau is gebaseerd op de netto-investering en de actuele marktwaarde.</w:t>
+      </w:r>
+      <w:r>
+        <w:rPr>
+          <w:rFonts w:ascii="Segoe UI" w:hAnsi="Segoe UI"/>
           <w:kern w:val="0"/>
           <w:sz w:val="22"/>
           <w:szCs w:val="22"/>
@@ -345,60 +484,38 @@
         <w:adjustRightInd w:val="0"/>
         <w:spacing w:after="0" w:line="240" w:lineRule="auto"/>
         <w:rPr>
-          <w:rFonts w:ascii="Segoe UI" w:eastAsia="Times New Roman" w:hAnsi="Segoe UI" w:cs="Times New Roman"/>
-          <w:kern w:val="0"/>
-          <w:sz w:val="22"/>
-          <w:szCs w:val="22"/>
-          <w:lang w:val="nl-NL"/>
-        </w:rPr>
-      </w:pPr>
-      <w:r>
-        <w:rPr>
-          <w:rFonts w:ascii="Segoe UI" w:eastAsia="Times New Roman" w:hAnsi="Segoe UI" w:cs="Times New Roman"/>
+          <w:rFonts w:ascii="Segoe UI" w:hAnsi="Segoe UI"/>
+          <w:kern w:val="0"/>
+          <w:sz w:val="22"/>
+          <w:szCs w:val="22"/>
+          <w:lang w:val="nl-NL"/>
+        </w:rPr>
+      </w:pPr>
+      <w:r>
+        <w:rPr>
+          <w:rFonts w:ascii="Segoe UI" w:hAnsi="Segoe UI"/>
           <w:b/>
           <w:kern w:val="0"/>
           <w:sz w:val="22"/>
           <w:szCs w:val="22"/>
           <w:lang w:val="nl-NL"/>
         </w:rPr>
-        <w:t>• “W</w:t>
-      </w:r>
-      <w:r>
-        <w:rPr>
-          <w:rFonts w:ascii="Segoe UI" w:eastAsia="Times New Roman" w:hAnsi="Segoe UI" w:cs="Times New Roman"/>
+        <w:t xml:space="preserve">• </w:t>
+      </w:r>
+      <w:r>
+        <w:rPr>
+          <w:rFonts w:ascii="Segoe UI" w:hAnsi="Segoe UI"/>
           <w:b/>
           <w:kern w:val="0"/>
           <w:sz w:val="22"/>
           <w:szCs w:val="22"/>
           <w:lang w:val="nl-NL"/>
         </w:rPr>
-        <w:t>at is nieuw</w:t>
-      </w:r>
-      <w:r>
-        <w:rPr>
-          <w:rFonts w:ascii="Segoe UI" w:eastAsia="Times New Roman" w:hAnsi="Segoe UI" w:cs="Times New Roman"/>
-          <w:b/>
-          <w:kern w:val="0"/>
-          <w:sz w:val="22"/>
-          <w:szCs w:val="22"/>
-          <w:lang w:val="nl-NL"/>
-        </w:rPr>
-        <w:t>”</w:t>
-      </w:r>
-      <w:r>
-        <w:rPr>
-          <w:rFonts w:ascii="Segoe UI" w:eastAsia="Times New Roman" w:hAnsi="Segoe UI" w:cs="Times New Roman"/>
-          <w:b/>
-          <w:kern w:val="0"/>
-          <w:sz w:val="22"/>
-          <w:szCs w:val="22"/>
-          <w:lang w:val="nl-NL"/>
-        </w:rPr>
-        <w:t>-dialoog</w:t>
-      </w:r>
-      <w:r>
-        <w:rPr>
-          <w:rFonts w:ascii="Segoe UI" w:eastAsia="Times New Roman" w:hAnsi="Segoe UI" w:cs="Times New Roman"/>
+        <w:t>Kapitaalstroom grafiek gecorrigeerd</w:t>
+      </w:r>
+      <w:r>
+        <w:rPr>
+          <w:rFonts w:ascii="Segoe UI" w:hAnsi="Segoe UI"/>
           <w:kern w:val="0"/>
           <w:sz w:val="22"/>
           <w:szCs w:val="22"/>
@@ -408,33 +525,43 @@
       </w:r>
       <w:r>
         <w:rPr>
-          <w:rFonts w:ascii="Segoe UI" w:eastAsia="Times New Roman" w:hAnsi="Segoe UI" w:cs="Times New Roman"/>
-          <w:kern w:val="0"/>
-          <w:sz w:val="22"/>
-          <w:szCs w:val="22"/>
-          <w:lang w:val="nl-NL"/>
-        </w:rPr>
-        <w:t>Na elke update verschijnt er een “Wat is nieuw”-dialoogvenster waarin de nieuwste functies en verbeteringen worden uitgelicht, zodat u altijd op de hoogte bent van de laatste ontwikkelingen.</w:t>
-      </w:r>
-      <w:r>
-        <w:rPr>
-          <w:rFonts w:ascii="Segoe UI" w:eastAsia="Times New Roman" w:hAnsi="Segoe UI" w:cs="Times New Roman"/>
-          <w:kern w:val="0"/>
-          <w:sz w:val="22"/>
-          <w:szCs w:val="22"/>
-          <w:lang w:val="nl-NL"/>
-        </w:rPr>
-        <w:t>.</w:t>
-      </w:r>
-      <w:r>
-        <w:rPr>
-          <w:rFonts w:ascii="Segoe UI" w:eastAsia="Times New Roman" w:hAnsi="Segoe UI" w:cs="Times New Roman"/>
-          <w:kern w:val="0"/>
-          <w:sz w:val="22"/>
-          <w:szCs w:val="22"/>
-          <w:lang w:val="nl-NL"/>
-        </w:rPr>
-        <w:br/>
+          <w:rFonts w:ascii="Segoe UI" w:hAnsi="Segoe UI"/>
+          <w:kern w:val="0"/>
+          <w:sz w:val="22"/>
+          <w:szCs w:val="22"/>
+          <w:lang w:val="nl-NL"/>
+        </w:rPr>
+        <w:t>De Kapitaalstroom-grafiek toonde in</w:t>
+      </w:r>
+      <w:r>
+        <w:rPr>
+          <w:rFonts w:ascii="Segoe UI" w:hAnsi="Segoe UI"/>
+          <w:kern w:val="0"/>
+          <w:sz w:val="22"/>
+          <w:szCs w:val="22"/>
+          <w:lang w:val="nl-NL"/>
+        </w:rPr>
+        <w:t xml:space="preserve"> bepaalde situaties geen correcte informatie. Dat is </w:t>
+      </w:r>
+      <w:r>
+        <w:rPr>
+          <w:rFonts w:ascii="Segoe UI" w:hAnsi="Segoe UI"/>
+          <w:kern w:val="0"/>
+          <w:sz w:val="22"/>
+          <w:szCs w:val="22"/>
+          <w:lang w:val="nl-NL"/>
+        </w:rPr>
+        <w:t>nu</w:t>
+      </w:r>
+      <w:r>
+        <w:rPr>
+          <w:rFonts w:ascii="Segoe UI" w:hAnsi="Segoe UI"/>
+          <w:kern w:val="0"/>
+          <w:sz w:val="22"/>
+          <w:szCs w:val="22"/>
+          <w:lang w:val="nl-NL"/>
+        </w:rPr>
+        <w:t xml:space="preserve"> hersteld.</w:t>
       </w:r>
     </w:p>
     <w:p>
@@ -444,218 +571,26 @@
         <w:adjustRightInd w:val="0"/>
         <w:spacing w:after="0" w:line="240" w:lineRule="auto"/>
         <w:rPr>
-          <w:rFonts w:ascii="Segoe UI" w:eastAsia="Times New Roman" w:hAnsi="Segoe UI" w:cs="Times New Roman"/>
-          <w:kern w:val="0"/>
-          <w:sz w:val="22"/>
-          <w:szCs w:val="22"/>
-          <w:lang w:val="nl-NL"/>
-        </w:rPr>
-      </w:pPr>
-      <w:r>
-        <w:rPr>
-          <w:rFonts w:ascii="Segoe UI" w:eastAsia="Times New Roman" w:hAnsi="Segoe UI" w:cs="Times New Roman"/>
-          <w:b/>
-          <w:kern w:val="0"/>
-          <w:sz w:val="22"/>
-          <w:szCs w:val="22"/>
-          <w:lang w:val="nl-NL"/>
-        </w:rPr>
-        <w:t xml:space="preserve">• </w:t>
-      </w:r>
-      <w:r>
-        <w:rPr>
-          <w:rFonts w:ascii="Segoe UI" w:eastAsia="Times New Roman" w:hAnsi="Segoe UI" w:cs="Times New Roman"/>
-          <w:b/>
-          <w:kern w:val="0"/>
-          <w:sz w:val="22"/>
-          <w:szCs w:val="22"/>
-          <w:lang w:val="nl-NL"/>
-        </w:rPr>
-        <w:t>Verbeterde organisatie ‘Instellingen’</w:t>
-      </w:r>
-      <w:r>
-        <w:rPr>
-          <w:rFonts w:ascii="Segoe UI" w:eastAsia="Times New Roman" w:hAnsi="Segoe UI" w:cs="Times New Roman"/>
-          <w:kern w:val="0"/>
-          <w:sz w:val="22"/>
-          <w:szCs w:val="22"/>
-          <w:lang w:val="nl-NL"/>
-        </w:rPr>
-        <w:br/>
-      </w:r>
-      <w:r>
-        <w:rPr>
-          <w:rFonts w:ascii="Segoe UI" w:eastAsia="Times New Roman" w:hAnsi="Segoe UI" w:cs="Times New Roman"/>
-          <w:kern w:val="0"/>
-          <w:sz w:val="22"/>
-          <w:szCs w:val="22"/>
-          <w:lang w:val="nl-NL"/>
-        </w:rPr>
-        <w:t xml:space="preserve">Sommige specifieke instellingen zijn verplaatst van de algemene instellingenpagina naar de pagina waarop ze betrekking hebben. Zoek naar het tandwiel-icoon bovenaan </w:t>
-      </w:r>
-      <w:r>
-        <w:rPr>
-          <w:rFonts w:ascii="Segoe UI" w:eastAsia="Times New Roman" w:hAnsi="Segoe UI" w:cs="Times New Roman"/>
-          <w:kern w:val="0"/>
-          <w:sz w:val="22"/>
-          <w:szCs w:val="22"/>
-          <w:lang w:val="nl-NL"/>
-        </w:rPr>
-        <w:t>een</w:t>
-      </w:r>
-      <w:r>
-        <w:rPr>
-          <w:rFonts w:ascii="Segoe UI" w:eastAsia="Times New Roman" w:hAnsi="Segoe UI" w:cs="Times New Roman"/>
-          <w:kern w:val="0"/>
-          <w:sz w:val="22"/>
-          <w:szCs w:val="22"/>
-          <w:lang w:val="nl-NL"/>
-        </w:rPr>
-        <w:t xml:space="preserve"> pagina om deze contextuele instellingen eenvoudig te vinden.</w:t>
-      </w:r>
+          <w:rFonts w:ascii="Segoe UI" w:hAnsi="Segoe UI"/>
+          <w:kern w:val="0"/>
+          <w:sz w:val="22"/>
+          <w:szCs w:val="22"/>
+          <w:lang w:val="nl-NL"/>
+        </w:rPr>
+      </w:pPr>
     </w:p>
     <w:p>
-      <w:pPr>
-        <w:autoSpaceDE w:val="0"/>
-        <w:autoSpaceDN w:val="0"/>
-        <w:adjustRightInd w:val="0"/>
-        <w:spacing w:after="0" w:line="240" w:lineRule="auto"/>
-        <w:rPr>
-          <w:rFonts w:ascii="Segoe UI" w:eastAsia="Times New Roman" w:hAnsi="Segoe UI" w:cs="Times New Roman"/>
-          <w:kern w:val="0"/>
-          <w:sz w:val="22"/>
-          <w:szCs w:val="22"/>
-          <w:lang w:val="nl-NL"/>
-        </w:rPr>
-      </w:pPr>
-    </w:p>
-    <w:p>
-      <w:pPr>
-        <w:autoSpaceDE w:val="0"/>
-        <w:autoSpaceDN w:val="0"/>
-        <w:adjustRightInd w:val="0"/>
-        <w:spacing w:after="0" w:line="240" w:lineRule="auto"/>
-        <w:rPr>
-          <w:rFonts w:ascii="Segoe UI" w:hAnsi="Segoe UI"/>
-          <w:kern w:val="0"/>
-          <w:sz w:val="22"/>
-          <w:szCs w:val="22"/>
-          <w:lang w:val="nl-NL"/>
-        </w:rPr>
-      </w:pPr>
-      <w:r>
-        <w:rPr>
-          <w:rFonts w:ascii="Segoe UI" w:hAnsi="Segoe UI"/>
-          <w:b/>
-          <w:kern w:val="0"/>
-          <w:sz w:val="22"/>
-          <w:szCs w:val="22"/>
-          <w:lang w:val="nl-NL"/>
-        </w:rPr>
-        <w:t xml:space="preserve">• RSI </w:t>
-      </w:r>
-      <w:proofErr w:type="spellStart"/>
-      <w:r>
-        <w:rPr>
-          <w:rFonts w:ascii="Segoe UI" w:hAnsi="Segoe UI"/>
-          <w:b/>
-          <w:kern w:val="0"/>
-          <w:sz w:val="22"/>
-          <w:szCs w:val="22"/>
-          <w:lang w:val="nl-NL"/>
-        </w:rPr>
-        <w:t>and</w:t>
-      </w:r>
-      <w:proofErr w:type="spellEnd"/>
-      <w:r>
-        <w:rPr>
-          <w:rFonts w:ascii="Segoe UI" w:hAnsi="Segoe UI"/>
-          <w:b/>
-          <w:kern w:val="0"/>
-          <w:sz w:val="22"/>
-          <w:szCs w:val="22"/>
-          <w:lang w:val="nl-NL"/>
-        </w:rPr>
-        <w:t xml:space="preserve"> MA instellingen voor de </w:t>
-      </w:r>
-      <w:proofErr w:type="spellStart"/>
-      <w:r>
-        <w:rPr>
-          <w:rFonts w:ascii="Segoe UI" w:hAnsi="Segoe UI"/>
-          <w:b/>
-          <w:kern w:val="0"/>
-          <w:sz w:val="22"/>
-          <w:szCs w:val="22"/>
-          <w:lang w:val="nl-NL"/>
-        </w:rPr>
-        <w:t>Bubble</w:t>
-      </w:r>
-      <w:proofErr w:type="spellEnd"/>
-      <w:r>
-        <w:rPr>
-          <w:rFonts w:ascii="Segoe UI" w:hAnsi="Segoe UI"/>
-          <w:b/>
-          <w:kern w:val="0"/>
-          <w:sz w:val="22"/>
-          <w:szCs w:val="22"/>
-          <w:lang w:val="nl-NL"/>
-        </w:rPr>
-        <w:t xml:space="preserve"> grafiek in het Dashboard overzicht</w:t>
-      </w:r>
-      <w:r>
-        <w:rPr>
-          <w:rFonts w:ascii="Segoe UI" w:hAnsi="Segoe UI"/>
-          <w:kern w:val="0"/>
-          <w:sz w:val="22"/>
-          <w:szCs w:val="22"/>
-          <w:lang w:val="nl-NL"/>
-        </w:rPr>
-        <w:br/>
-        <w:t>Instellingen toegevoegd voor RSI-periode, MA-type en periode voor de bubbelgrafiek, zodat u uw eigen favoriete instellingen kunt gebruiken.</w:t>
-      </w:r>
-    </w:p>
-    <w:p>
-      <w:pPr>
-        <w:autoSpaceDE w:val="0"/>
-        <w:autoSpaceDN w:val="0"/>
-        <w:adjustRightInd w:val="0"/>
-        <w:spacing w:after="0" w:line="240" w:lineRule="auto"/>
-        <w:rPr>
-          <w:rFonts w:ascii="Segoe UI" w:eastAsia="Times New Roman" w:hAnsi="Segoe UI" w:cs="Times New Roman"/>
-          <w:kern w:val="0"/>
-          <w:sz w:val="22"/>
-          <w:szCs w:val="22"/>
-          <w:lang w:val="nl-NL"/>
-        </w:rPr>
-      </w:pPr>
-    </w:p>
-    <w:p>
-      <w:pPr>
-        <w:autoSpaceDE w:val="0"/>
-        <w:autoSpaceDN w:val="0"/>
-        <w:adjustRightInd w:val="0"/>
-        <w:spacing w:after="0" w:line="240" w:lineRule="auto"/>
-        <w:rPr>
-          <w:rFonts w:ascii="Segoe UI" w:eastAsia="Times New Roman" w:hAnsi="Segoe UI" w:cs="Times New Roman"/>
-          <w:kern w:val="0"/>
-          <w:sz w:val="22"/>
-          <w:szCs w:val="22"/>
-          <w:lang w:val="nl-NL"/>
-        </w:rPr>
-      </w:pPr>
-    </w:p>
-    <w:p>
-      <w:r>
-        <w:pict w14:anchorId="740861D8">
-          <v:rect id="_x0000_i1026" style="width:0;height:3pt" o:hralign="center" o:hrstd="t" o:hrnoshade="t" o:hr="t" fillcolor="#f0f6fc" stroked="f"/>
+      <w:r>
+        <w:pict w14:anchorId="78D9DA30">
+          <v:rect id="_x0000_i1025" style="width:0;height:3pt" o:hralign="center" o:hrstd="t" o:hrnoshade="t" o:hr="t" fillcolor="#f0f6fc" stroked="f"/>
         </w:pict>
       </w:r>
     </w:p>
     <w:p/>
     <w:sectPr>
-      <w:headerReference w:type="default" r:id="rId7"/>
+      <w:headerReference w:type="default" r:id="rId8"/>
       <w:pgSz w:w="11906" w:h="16838"/>
-      <w:pgMar w:top="1417" w:right="1417" w:bottom="1417" w:left="1417" w:header="0" w:footer="0" w:gutter="0"/>
+      <w:pgMar w:top="0" w:right="1418" w:bottom="1418" w:left="1418" w:header="0" w:footer="0" w:gutter="0"/>
       <w:cols w:space="708"/>
       <w:docGrid w:linePitch="360"/>
     </w:sectPr>
@@ -719,98 +654,17 @@
     <w:pPr>
       <w:pStyle w:val="Heading1"/>
       <w:rPr>
+        <w:rFonts w:asciiTheme="minorHAnsi" w:hAnsiTheme="minorHAnsi"/>
         <w:sz w:val="16"/>
         <w:szCs w:val="16"/>
       </w:rPr>
     </w:pPr>
-  </w:p>
-  <w:p>
-    <w:pPr>
-      <w:pStyle w:val="Heading1"/>
-    </w:pPr>
     <w:r>
       <w:rPr>
-        <w:noProof/>
-      </w:rPr>
-      <w:drawing>
-        <wp:anchor distT="0" distB="0" distL="114300" distR="114300" simplePos="0" relativeHeight="251659264" behindDoc="1" locked="0" layoutInCell="1" allowOverlap="1" wp14:anchorId="0AF56F16" wp14:editId="5519AFA3">
-          <wp:simplePos x="0" y="0"/>
-          <wp:positionH relativeFrom="page">
-            <wp:posOffset>2976245</wp:posOffset>
-          </wp:positionH>
-          <wp:positionV relativeFrom="page">
-            <wp:posOffset>10795</wp:posOffset>
-          </wp:positionV>
-          <wp:extent cx="4572000" cy="1094400"/>
-          <wp:effectExtent l="0" t="0" r="0" b="0"/>
-          <wp:wrapNone/>
-          <wp:docPr id="1545993416" name="Picture 3" descr="A gold bitcoin symbol&#10;&#10;AI-generated content may be incorrect."/>
-          <wp:cNvGraphicFramePr>
-            <a:graphicFrameLocks xmlns:a="http://schemas.openxmlformats.org/drawingml/2006/main" noChangeAspect="1"/>
-          </wp:cNvGraphicFramePr>
-          <a:graphic xmlns:a="http://schemas.openxmlformats.org/drawingml/2006/main">
-            <a:graphicData uri="http://schemas.openxmlformats.org/drawingml/2006/picture">
-              <pic:pic xmlns:pic="http://schemas.openxmlformats.org/drawingml/2006/picture">
-                <pic:nvPicPr>
-                  <pic:cNvPr id="1545993416" name="Picture 3" descr="A gold bitcoin symbol&#10;&#10;AI-generated content may be incorrect."/>
-                  <pic:cNvPicPr/>
-                </pic:nvPicPr>
-                <pic:blipFill rotWithShape="1">
-                  <a:blip r:embed="rId1" cstate="print">
-                    <a:alphaModFix/>
-                    <a:extLst>
-                      <a:ext uri="{28A0092B-C50C-407E-A947-70E740481C1C}">
-                        <a14:useLocalDpi xmlns:a14="http://schemas.microsoft.com/office/drawing/2010/main" val="0"/>
-                      </a:ext>
-                    </a:extLst>
-                  </a:blip>
-                  <a:srcRect l="871" r="676"/>
-                  <a:stretch>
-                    <a:fillRect/>
-                  </a:stretch>
-                </pic:blipFill>
-                <pic:spPr bwMode="auto">
-                  <a:xfrm>
-                    <a:off x="0" y="0"/>
-                    <a:ext cx="4572000" cy="1094400"/>
-                  </a:xfrm>
-                  <a:prstGeom prst="rect">
-                    <a:avLst/>
-                  </a:prstGeom>
-                  <a:ln>
-                    <a:noFill/>
-                  </a:ln>
-                  <a:extLst>
-                    <a:ext uri="{53640926-AAD7-44D8-BBD7-CCE9431645EC}">
-                      <a14:shadowObscured xmlns:a14="http://schemas.microsoft.com/office/drawing/2010/main"/>
-                    </a:ext>
-                  </a:extLst>
-                </pic:spPr>
-              </pic:pic>
-            </a:graphicData>
-          </a:graphic>
-          <wp14:sizeRelH relativeFrom="margin">
-            <wp14:pctWidth>0</wp14:pctWidth>
-          </wp14:sizeRelH>
-          <wp14:sizeRelV relativeFrom="margin">
-            <wp14:pctHeight>0</wp14:pctHeight>
-          </wp14:sizeRelV>
-        </wp:anchor>
-      </w:drawing>
-    </w:r>
-    <w:r>
-      <w:t>W</w:t>
-    </w:r>
-    <w:r>
-      <w:t>at is Nieuw?</w:t>
-    </w:r>
-    <w:r>
-      <w:rPr>
-        <w:noProof/>
-      </w:rPr>
-      <w:t xml:space="preserve"> </w:t>
-    </w:r>
-    <w:r>
+        <w:rFonts w:asciiTheme="minorHAnsi" w:hAnsiTheme="minorHAnsi"/>
+        <w:sz w:val="16"/>
+        <w:szCs w:val="16"/>
+      </w:rPr>
       <w:ptab w:relativeTo="margin" w:alignment="right" w:leader="none"/>
     </w:r>
   </w:p>
@@ -822,7 +676,7 @@
   <w:abstractNum w:abstractNumId="0" w15:restartNumberingAfterBreak="0">
     <w:nsid w:val="0AAA41C3"/>
     <w:multiLevelType w:val="multilevel"/>
-    <w:tmpl w:val="31FAA952"/>
+    <w:tmpl w:val="FFFFFFFF"/>
     <w:lvl w:ilvl="0">
       <w:start w:val="1"/>
       <w:numFmt w:val="bullet"/>
@@ -971,7 +825,7 @@
   <w:abstractNum w:abstractNumId="1" w15:restartNumberingAfterBreak="0">
     <w:nsid w:val="152C6E05"/>
     <w:multiLevelType w:val="multilevel"/>
-    <w:tmpl w:val="FFAAC07A"/>
+    <w:tmpl w:val="FFFFFFFF"/>
     <w:lvl w:ilvl="0">
       <w:start w:val="1"/>
       <w:numFmt w:val="bullet"/>
@@ -1120,7 +974,7 @@
   <w:abstractNum w:abstractNumId="2" w15:restartNumberingAfterBreak="0">
     <w:nsid w:val="1AF56638"/>
     <w:multiLevelType w:val="multilevel"/>
-    <w:tmpl w:val="6374D60E"/>
+    <w:tmpl w:val="FFFFFFFF"/>
     <w:lvl w:ilvl="0">
       <w:start w:val="1"/>
       <w:numFmt w:val="bullet"/>
@@ -1269,7 +1123,7 @@
   <w:abstractNum w:abstractNumId="3" w15:restartNumberingAfterBreak="0">
     <w:nsid w:val="36C865C3"/>
     <w:multiLevelType w:val="multilevel"/>
-    <w:tmpl w:val="5B6A773A"/>
+    <w:tmpl w:val="FFFFFFFF"/>
     <w:lvl w:ilvl="0">
       <w:start w:val="1"/>
       <w:numFmt w:val="bullet"/>
@@ -1418,7 +1272,7 @@
   <w:abstractNum w:abstractNumId="4" w15:restartNumberingAfterBreak="0">
     <w:nsid w:val="489F47B9"/>
     <w:multiLevelType w:val="multilevel"/>
-    <w:tmpl w:val="91085E72"/>
+    <w:tmpl w:val="FFFFFFFF"/>
     <w:lvl w:ilvl="0">
       <w:start w:val="1"/>
       <w:numFmt w:val="bullet"/>
@@ -1567,7 +1421,7 @@
   <w:abstractNum w:abstractNumId="5" w15:restartNumberingAfterBreak="0">
     <w:nsid w:val="497B47CD"/>
     <w:multiLevelType w:val="multilevel"/>
-    <w:tmpl w:val="8572E2FA"/>
+    <w:tmpl w:val="FFFFFFFF"/>
     <w:lvl w:ilvl="0">
       <w:start w:val="1"/>
       <w:numFmt w:val="bullet"/>
@@ -1716,7 +1570,7 @@
   <w:abstractNum w:abstractNumId="6" w15:restartNumberingAfterBreak="0">
     <w:nsid w:val="5E7448E9"/>
     <w:multiLevelType w:val="multilevel"/>
-    <w:tmpl w:val="8ACE8A34"/>
+    <w:tmpl w:val="FFFFFFFF"/>
     <w:lvl w:ilvl="0">
       <w:start w:val="1"/>
       <w:numFmt w:val="bullet"/>
@@ -1865,7 +1719,7 @@
   <w:abstractNum w:abstractNumId="7" w15:restartNumberingAfterBreak="0">
     <w:nsid w:val="6C873F8C"/>
     <w:multiLevelType w:val="multilevel"/>
-    <w:tmpl w:val="51A45F0A"/>
+    <w:tmpl w:val="FFFFFFFF"/>
     <w:lvl w:ilvl="0">
       <w:start w:val="1"/>
       <w:numFmt w:val="bullet"/>
@@ -2011,28 +1865,28 @@
       </w:rPr>
     </w:lvl>
   </w:abstractNum>
-  <w:num w:numId="1" w16cid:durableId="1180461165">
+  <w:num w:numId="1" w16cid:durableId="1527015633">
     <w:abstractNumId w:val="2"/>
   </w:num>
-  <w:num w:numId="2" w16cid:durableId="876430995">
+  <w:num w:numId="2" w16cid:durableId="1986658416">
     <w:abstractNumId w:val="7"/>
   </w:num>
-  <w:num w:numId="3" w16cid:durableId="1287353111">
+  <w:num w:numId="3" w16cid:durableId="2127036675">
     <w:abstractNumId w:val="4"/>
   </w:num>
-  <w:num w:numId="4" w16cid:durableId="628246037">
+  <w:num w:numId="4" w16cid:durableId="1816068653">
     <w:abstractNumId w:val="0"/>
   </w:num>
-  <w:num w:numId="5" w16cid:durableId="968702827">
+  <w:num w:numId="5" w16cid:durableId="509489433">
     <w:abstractNumId w:val="6"/>
   </w:num>
-  <w:num w:numId="6" w16cid:durableId="714424564">
+  <w:num w:numId="6" w16cid:durableId="1366177501">
     <w:abstractNumId w:val="5"/>
   </w:num>
-  <w:num w:numId="7" w16cid:durableId="1411847567">
+  <w:num w:numId="7" w16cid:durableId="2026789080">
     <w:abstractNumId w:val="1"/>
   </w:num>
-  <w:num w:numId="8" w16cid:durableId="863713755">
+  <w:num w:numId="8" w16cid:durableId="701441751">
     <w:abstractNumId w:val="3"/>
   </w:num>
 </w:numbering>
@@ -2043,12 +1897,11 @@
   <w:docDefaults>
     <w:rPrDefault>
       <w:rPr>
-        <w:rFonts w:asciiTheme="minorHAnsi" w:eastAsiaTheme="minorHAnsi" w:hAnsiTheme="minorHAnsi" w:cstheme="minorBidi"/>
+        <w:rFonts w:asciiTheme="minorHAnsi" w:eastAsia="Times New Roman" w:hAnsiTheme="minorHAnsi" w:cstheme="minorHAnsi"/>
         <w:kern w:val="2"/>
         <w:sz w:val="24"/>
         <w:szCs w:val="24"/>
         <w:lang w:val="en-US" w:eastAsia="en-US" w:bidi="ar-SA"/>
-        <w14:ligatures w14:val="standardContextual"/>
       </w:rPr>
     </w:rPrDefault>
     <w:pPrDefault>
@@ -2163,57 +2016,13 @@
     <w:lsdException w:name="HTML Sample" w:semiHidden="1" w:unhideWhenUsed="1"/>
     <w:lsdException w:name="HTML Typewriter" w:semiHidden="1" w:unhideWhenUsed="1"/>
     <w:lsdException w:name="HTML Variable" w:semiHidden="1" w:unhideWhenUsed="1"/>
-    <w:lsdException w:name="Normal Table" w:semiHidden="1" w:unhideWhenUsed="1"/>
     <w:lsdException w:name="annotation subject" w:semiHidden="1" w:unhideWhenUsed="1"/>
     <w:lsdException w:name="No List" w:semiHidden="1" w:unhideWhenUsed="1"/>
     <w:lsdException w:name="Outline List 1" w:semiHidden="1" w:unhideWhenUsed="1"/>
     <w:lsdException w:name="Outline List 2" w:semiHidden="1" w:unhideWhenUsed="1"/>
     <w:lsdException w:name="Outline List 3" w:semiHidden="1" w:unhideWhenUsed="1"/>
-    <w:lsdException w:name="Table Simple 1" w:semiHidden="1" w:unhideWhenUsed="1"/>
-    <w:lsdException w:name="Table Simple 2" w:semiHidden="1" w:unhideWhenUsed="1"/>
-    <w:lsdException w:name="Table Simple 3" w:semiHidden="1" w:unhideWhenUsed="1"/>
-    <w:lsdException w:name="Table Classic 1" w:semiHidden="1" w:unhideWhenUsed="1"/>
-    <w:lsdException w:name="Table Classic 2" w:semiHidden="1" w:unhideWhenUsed="1"/>
-    <w:lsdException w:name="Table Classic 3" w:semiHidden="1" w:unhideWhenUsed="1"/>
-    <w:lsdException w:name="Table Classic 4" w:semiHidden="1" w:unhideWhenUsed="1"/>
-    <w:lsdException w:name="Table Colorful 1" w:semiHidden="1" w:unhideWhenUsed="1"/>
-    <w:lsdException w:name="Table Colorful 2" w:semiHidden="1" w:unhideWhenUsed="1"/>
-    <w:lsdException w:name="Table Colorful 3" w:semiHidden="1" w:unhideWhenUsed="1"/>
-    <w:lsdException w:name="Table Columns 1" w:semiHidden="1" w:unhideWhenUsed="1"/>
-    <w:lsdException w:name="Table Columns 2" w:semiHidden="1" w:unhideWhenUsed="1"/>
-    <w:lsdException w:name="Table Columns 3" w:semiHidden="1" w:unhideWhenUsed="1"/>
-    <w:lsdException w:name="Table Columns 4" w:semiHidden="1" w:unhideWhenUsed="1"/>
-    <w:lsdException w:name="Table Columns 5" w:semiHidden="1" w:unhideWhenUsed="1"/>
-    <w:lsdException w:name="Table Grid 1" w:semiHidden="1" w:unhideWhenUsed="1"/>
-    <w:lsdException w:name="Table Grid 2" w:semiHidden="1" w:unhideWhenUsed="1"/>
-    <w:lsdException w:name="Table Grid 3" w:semiHidden="1" w:unhideWhenUsed="1"/>
-    <w:lsdException w:name="Table Grid 4" w:semiHidden="1" w:unhideWhenUsed="1"/>
-    <w:lsdException w:name="Table Grid 5" w:semiHidden="1" w:unhideWhenUsed="1"/>
-    <w:lsdException w:name="Table Grid 6" w:semiHidden="1" w:unhideWhenUsed="1"/>
-    <w:lsdException w:name="Table Grid 7" w:semiHidden="1" w:unhideWhenUsed="1"/>
-    <w:lsdException w:name="Table Grid 8" w:semiHidden="1" w:unhideWhenUsed="1"/>
-    <w:lsdException w:name="Table List 1" w:semiHidden="1" w:unhideWhenUsed="1"/>
-    <w:lsdException w:name="Table List 2" w:semiHidden="1" w:unhideWhenUsed="1"/>
-    <w:lsdException w:name="Table List 3" w:semiHidden="1" w:unhideWhenUsed="1"/>
-    <w:lsdException w:name="Table List 4" w:semiHidden="1" w:unhideWhenUsed="1"/>
-    <w:lsdException w:name="Table List 5" w:semiHidden="1" w:unhideWhenUsed="1"/>
-    <w:lsdException w:name="Table List 6" w:semiHidden="1" w:unhideWhenUsed="1"/>
-    <w:lsdException w:name="Table List 7" w:semiHidden="1" w:unhideWhenUsed="1"/>
-    <w:lsdException w:name="Table List 8" w:semiHidden="1" w:unhideWhenUsed="1"/>
-    <w:lsdException w:name="Table 3D effects 1" w:semiHidden="1" w:unhideWhenUsed="1"/>
-    <w:lsdException w:name="Table 3D effects 2" w:semiHidden="1" w:unhideWhenUsed="1"/>
-    <w:lsdException w:name="Table 3D effects 3" w:semiHidden="1" w:unhideWhenUsed="1"/>
-    <w:lsdException w:name="Table Contemporary" w:semiHidden="1" w:unhideWhenUsed="1"/>
-    <w:lsdException w:name="Table Elegant" w:semiHidden="1" w:unhideWhenUsed="1"/>
-    <w:lsdException w:name="Table Professional" w:semiHidden="1" w:unhideWhenUsed="1"/>
-    <w:lsdException w:name="Table Subtle 1" w:semiHidden="1" w:unhideWhenUsed="1"/>
-    <w:lsdException w:name="Table Subtle 2" w:semiHidden="1" w:unhideWhenUsed="1"/>
-    <w:lsdException w:name="Table Web 1" w:semiHidden="1" w:unhideWhenUsed="1"/>
-    <w:lsdException w:name="Table Web 2" w:semiHidden="1" w:unhideWhenUsed="1"/>
-    <w:lsdException w:name="Table Web 3" w:semiHidden="1" w:unhideWhenUsed="1"/>
     <w:lsdException w:name="Balloon Text" w:semiHidden="1" w:unhideWhenUsed="1"/>
     <w:lsdException w:name="Table Grid" w:uiPriority="39"/>
-    <w:lsdException w:name="Table Theme" w:semiHidden="1" w:unhideWhenUsed="1"/>
     <w:lsdException w:name="Placeholder Text" w:semiHidden="1"/>
     <w:lsdException w:name="No Spacing" w:uiPriority="1" w:qFormat="1"/>
     <w:lsdException w:name="Light Shading" w:uiPriority="60"/>
@@ -2438,6 +2247,9 @@
   <w:style w:type="paragraph" w:default="1" w:styleId="Normal">
     <w:name w:val="Normal"/>
     <w:qFormat/>
+    <w:rPr>
+      <w:rFonts w:cs="Times New Roman"/>
+    </w:rPr>
   </w:style>
   <w:style w:type="paragraph" w:styleId="Heading1">
     <w:name w:val="heading 1"/>
@@ -2454,7 +2266,7 @@
       <w:outlineLvl w:val="0"/>
     </w:pPr>
     <w:rPr>
-      <w:rFonts w:asciiTheme="majorHAnsi" w:eastAsiaTheme="majorEastAsia" w:hAnsiTheme="majorHAnsi" w:cstheme="majorBidi"/>
+      <w:rFonts w:asciiTheme="majorHAnsi" w:eastAsiaTheme="majorEastAsia" w:hAnsiTheme="majorHAnsi"/>
       <w:color w:val="0F4761" w:themeColor="accent1" w:themeShade="BF"/>
       <w:sz w:val="40"/>
       <w:szCs w:val="40"/>
@@ -2477,7 +2289,7 @@
       <w:outlineLvl w:val="1"/>
     </w:pPr>
     <w:rPr>
-      <w:rFonts w:asciiTheme="majorHAnsi" w:eastAsiaTheme="majorEastAsia" w:hAnsiTheme="majorHAnsi" w:cstheme="majorBidi"/>
+      <w:rFonts w:asciiTheme="majorHAnsi" w:eastAsiaTheme="majorEastAsia" w:hAnsiTheme="majorHAnsi"/>
       <w:color w:val="0F4761" w:themeColor="accent1" w:themeShade="BF"/>
       <w:sz w:val="32"/>
       <w:szCs w:val="32"/>
@@ -2500,7 +2312,7 @@
       <w:outlineLvl w:val="2"/>
     </w:pPr>
     <w:rPr>
-      <w:rFonts w:eastAsiaTheme="majorEastAsia" w:cstheme="majorBidi"/>
+      <w:rFonts w:eastAsiaTheme="majorEastAsia"/>
       <w:color w:val="0F4761" w:themeColor="accent1" w:themeShade="BF"/>
       <w:sz w:val="28"/>
       <w:szCs w:val="28"/>
@@ -2523,7 +2335,7 @@
       <w:outlineLvl w:val="3"/>
     </w:pPr>
     <w:rPr>
-      <w:rFonts w:eastAsiaTheme="majorEastAsia" w:cstheme="majorBidi"/>
+      <w:rFonts w:eastAsiaTheme="majorEastAsia"/>
       <w:i/>
       <w:iCs/>
       <w:color w:val="0F4761" w:themeColor="accent1" w:themeShade="BF"/>
@@ -2546,7 +2358,7 @@
       <w:outlineLvl w:val="4"/>
     </w:pPr>
     <w:rPr>
-      <w:rFonts w:eastAsiaTheme="majorEastAsia" w:cstheme="majorBidi"/>
+      <w:rFonts w:eastAsiaTheme="majorEastAsia"/>
       <w:color w:val="0F4761" w:themeColor="accent1" w:themeShade="BF"/>
     </w:rPr>
   </w:style>
@@ -2567,7 +2379,7 @@
       <w:outlineLvl w:val="5"/>
     </w:pPr>
     <w:rPr>
-      <w:rFonts w:eastAsiaTheme="majorEastAsia" w:cstheme="majorBidi"/>
+      <w:rFonts w:eastAsiaTheme="majorEastAsia"/>
       <w:i/>
       <w:iCs/>
       <w:color w:val="595959" w:themeColor="text1" w:themeTint="A6"/>
@@ -2590,7 +2402,7 @@
       <w:outlineLvl w:val="6"/>
     </w:pPr>
     <w:rPr>
-      <w:rFonts w:eastAsiaTheme="majorEastAsia" w:cstheme="majorBidi"/>
+      <w:rFonts w:eastAsiaTheme="majorEastAsia"/>
       <w:color w:val="595959" w:themeColor="text1" w:themeTint="A6"/>
     </w:rPr>
   </w:style>
@@ -2611,7 +2423,7 @@
       <w:outlineLvl w:val="7"/>
     </w:pPr>
     <w:rPr>
-      <w:rFonts w:eastAsiaTheme="majorEastAsia" w:cstheme="majorBidi"/>
+      <w:rFonts w:eastAsiaTheme="majorEastAsia"/>
       <w:i/>
       <w:iCs/>
       <w:color w:val="272727" w:themeColor="text1" w:themeTint="D8"/>
@@ -2634,7 +2446,7 @@
       <w:outlineLvl w:val="8"/>
     </w:pPr>
     <w:rPr>
-      <w:rFonts w:eastAsiaTheme="majorEastAsia" w:cstheme="majorBidi"/>
+      <w:rFonts w:eastAsiaTheme="majorEastAsia"/>
       <w:color w:val="272727" w:themeColor="text1" w:themeTint="D8"/>
     </w:rPr>
   </w:style>
@@ -2672,7 +2484,7 @@
     <w:uiPriority w:val="9"/>
     <w:rsid w:val="00864580"/>
     <w:rPr>
-      <w:rFonts w:asciiTheme="majorHAnsi" w:eastAsiaTheme="majorEastAsia" w:hAnsiTheme="majorHAnsi" w:cstheme="majorBidi"/>
+      <w:rFonts w:asciiTheme="majorHAnsi" w:eastAsiaTheme="majorEastAsia" w:hAnsiTheme="majorHAnsi" w:cs="Times New Roman"/>
       <w:color w:val="0F4761" w:themeColor="accent1" w:themeShade="BF"/>
       <w:sz w:val="40"/>
       <w:szCs w:val="40"/>
@@ -2686,7 +2498,7 @@
     <w:semiHidden/>
     <w:rsid w:val="00864580"/>
     <w:rPr>
-      <w:rFonts w:asciiTheme="majorHAnsi" w:eastAsiaTheme="majorEastAsia" w:hAnsiTheme="majorHAnsi" w:cstheme="majorBidi"/>
+      <w:rFonts w:asciiTheme="majorHAnsi" w:eastAsiaTheme="majorEastAsia" w:hAnsiTheme="majorHAnsi" w:cs="Times New Roman"/>
       <w:color w:val="0F4761" w:themeColor="accent1" w:themeShade="BF"/>
       <w:sz w:val="32"/>
       <w:szCs w:val="32"/>
@@ -2700,7 +2512,7 @@
     <w:semiHidden/>
     <w:rsid w:val="00864580"/>
     <w:rPr>
-      <w:rFonts w:eastAsiaTheme="majorEastAsia" w:cstheme="majorBidi"/>
+      <w:rFonts w:eastAsiaTheme="majorEastAsia" w:cs="Times New Roman"/>
       <w:color w:val="0F4761" w:themeColor="accent1" w:themeShade="BF"/>
       <w:sz w:val="28"/>
       <w:szCs w:val="28"/>
@@ -2714,7 +2526,7 @@
     <w:semiHidden/>
     <w:rsid w:val="00864580"/>
     <w:rPr>
-      <w:rFonts w:eastAsiaTheme="majorEastAsia" w:cstheme="majorBidi"/>
+      <w:rFonts w:eastAsiaTheme="majorEastAsia" w:cs="Times New Roman"/>
       <w:i/>
       <w:iCs/>
       <w:color w:val="0F4761" w:themeColor="accent1" w:themeShade="BF"/>
@@ -2728,7 +2540,7 @@
     <w:semiHidden/>
     <w:rsid w:val="00864580"/>
     <w:rPr>
-      <w:rFonts w:eastAsiaTheme="majorEastAsia" w:cstheme="majorBidi"/>
+      <w:rFonts w:eastAsiaTheme="majorEastAsia" w:cs="Times New Roman"/>
       <w:color w:val="0F4761" w:themeColor="accent1" w:themeShade="BF"/>
     </w:rPr>
   </w:style>
@@ -2740,7 +2552,7 @@
     <w:semiHidden/>
     <w:rsid w:val="00864580"/>
     <w:rPr>
-      <w:rFonts w:eastAsiaTheme="majorEastAsia" w:cstheme="majorBidi"/>
+      <w:rFonts w:eastAsiaTheme="majorEastAsia" w:cs="Times New Roman"/>
       <w:i/>
       <w:iCs/>
       <w:color w:val="595959" w:themeColor="text1" w:themeTint="A6"/>
@@ -2754,7 +2566,7 @@
     <w:semiHidden/>
     <w:rsid w:val="00864580"/>
     <w:rPr>
-      <w:rFonts w:eastAsiaTheme="majorEastAsia" w:cstheme="majorBidi"/>
+      <w:rFonts w:eastAsiaTheme="majorEastAsia" w:cs="Times New Roman"/>
       <w:color w:val="595959" w:themeColor="text1" w:themeTint="A6"/>
     </w:rPr>
   </w:style>
@@ -2766,7 +2578,7 @@
     <w:semiHidden/>
     <w:rsid w:val="00864580"/>
     <w:rPr>
-      <w:rFonts w:eastAsiaTheme="majorEastAsia" w:cstheme="majorBidi"/>
+      <w:rFonts w:eastAsiaTheme="majorEastAsia" w:cs="Times New Roman"/>
       <w:i/>
       <w:iCs/>
       <w:color w:val="272727" w:themeColor="text1" w:themeTint="D8"/>
@@ -2780,7 +2592,7 @@
     <w:semiHidden/>
     <w:rsid w:val="00864580"/>
     <w:rPr>
-      <w:rFonts w:eastAsiaTheme="majorEastAsia" w:cstheme="majorBidi"/>
+      <w:rFonts w:eastAsiaTheme="majorEastAsia" w:cs="Times New Roman"/>
       <w:color w:val="272727" w:themeColor="text1" w:themeTint="D8"/>
     </w:rPr>
   </w:style>
@@ -2797,7 +2609,7 @@
       <w:contextualSpacing/>
     </w:pPr>
     <w:rPr>
-      <w:rFonts w:asciiTheme="majorHAnsi" w:eastAsiaTheme="majorEastAsia" w:hAnsiTheme="majorHAnsi" w:cstheme="majorBidi"/>
+      <w:rFonts w:asciiTheme="majorHAnsi" w:eastAsiaTheme="majorEastAsia" w:hAnsiTheme="majorHAnsi"/>
       <w:spacing w:val="-10"/>
       <w:kern w:val="28"/>
       <w:sz w:val="56"/>
@@ -2811,7 +2623,7 @@
     <w:uiPriority w:val="10"/>
     <w:rsid w:val="00864580"/>
     <w:rPr>
-      <w:rFonts w:asciiTheme="majorHAnsi" w:eastAsiaTheme="majorEastAsia" w:hAnsiTheme="majorHAnsi" w:cstheme="majorBidi"/>
+      <w:rFonts w:asciiTheme="majorHAnsi" w:eastAsiaTheme="majorEastAsia" w:hAnsiTheme="majorHAnsi" w:cs="Times New Roman"/>
       <w:spacing w:val="-10"/>
       <w:kern w:val="28"/>
       <w:sz w:val="56"/>
@@ -2832,7 +2644,7 @@
       </w:numPr>
     </w:pPr>
     <w:rPr>
-      <w:rFonts w:eastAsiaTheme="majorEastAsia" w:cstheme="majorBidi"/>
+      <w:rFonts w:eastAsiaTheme="majorEastAsia"/>
       <w:color w:val="595959" w:themeColor="text1" w:themeTint="A6"/>
       <w:spacing w:val="15"/>
       <w:sz w:val="28"/>
@@ -2846,7 +2658,7 @@
     <w:uiPriority w:val="11"/>
     <w:rsid w:val="00864580"/>
     <w:rPr>
-      <w:rFonts w:eastAsiaTheme="majorEastAsia" w:cstheme="majorBidi"/>
+      <w:rFonts w:eastAsiaTheme="majorEastAsia" w:cs="Times New Roman"/>
       <w:color w:val="595959" w:themeColor="text1" w:themeTint="A6"/>
       <w:spacing w:val="15"/>
       <w:sz w:val="28"/>
@@ -2878,6 +2690,7 @@
     <w:uiPriority w:val="29"/>
     <w:rsid w:val="00864580"/>
     <w:rPr>
+      <w:rFonts w:cs="Times New Roman"/>
       <w:i/>
       <w:iCs/>
       <w:color w:val="404040" w:themeColor="text1" w:themeTint="BF"/>
@@ -2901,6 +2714,7 @@
     <w:qFormat/>
     <w:rsid w:val="00864580"/>
     <w:rPr>
+      <w:rFonts w:cs="Times New Roman"/>
       <w:i/>
       <w:iCs/>
       <w:color w:val="0F4761" w:themeColor="accent1" w:themeShade="BF"/>
@@ -2936,6 +2750,7 @@
     <w:uiPriority w:val="30"/>
     <w:rsid w:val="00864580"/>
     <w:rPr>
+      <w:rFonts w:cs="Times New Roman"/>
       <w:i/>
       <w:iCs/>
       <w:color w:val="0F4761" w:themeColor="accent1" w:themeShade="BF"/>
@@ -2948,6 +2763,7 @@
     <w:qFormat/>
     <w:rsid w:val="00864580"/>
     <w:rPr>
+      <w:rFonts w:cs="Times New Roman"/>
       <w:b/>
       <w:bCs/>
       <w:smallCaps/>
@@ -2976,6 +2792,9 @@
     <w:link w:val="Header"/>
     <w:uiPriority w:val="99"/>
     <w:rsid w:val="006A3164"/>
+    <w:rPr>
+      <w:rFonts w:cs="Times New Roman"/>
+    </w:rPr>
   </w:style>
   <w:style w:type="paragraph" w:styleId="Footer">
     <w:name w:val="footer"/>
@@ -2998,6 +2817,9 @@
     <w:link w:val="Footer"/>
     <w:uiPriority w:val="99"/>
     <w:rsid w:val="006A3164"/>
+    <w:rPr>
+      <w:rFonts w:cs="Times New Roman"/>
+    </w:rPr>
   </w:style>
 </w:styles>
 </file>
